--- a/tests/artifacts/docx-word-evidence/长表格60行.docx
+++ b/tests/artifacts/docx-word-evidence/长表格60行.docx
@@ -20,7 +20,7 @@
         <w:rPr>
           <w:color w:val="68708A"/>
         </w:rPr>
-        <w:t xml:space="preserve">私信会话 · 1 条消息 · 2026-10-01T18:32:16.165Z</w:t>
+        <w:t xml:space="preserve">私信会话 · 1 条消息 · 2026-10-02T03:40:40.879Z</w:t>
       </w:r>
     </w:p>
     <w:p>
@@ -28,7 +28,7 @@
         <w:pStyle w:val="Heading2"/>
       </w:pPr>
       <w:r>
-        <w:t xml:space="preserve">2026-10-02 02:32:16 · 用户 u_local…</w:t>
+        <w:t xml:space="preserve">2026-10-02 11:40:40 · 用户 u_local…</w:t>
       </w:r>
     </w:p>
     <w:p>

--- a/tests/artifacts/docx-word-evidence/长表格60行.docx
+++ b/tests/artifacts/docx-word-evidence/长表格60行.docx
@@ -20,7 +20,7 @@
         <w:rPr>
           <w:color w:val="68708A"/>
         </w:rPr>
-        <w:t xml:space="preserve">私信会话 · 1 条消息 · 2026-10-02T03:40:40.879Z</w:t>
+        <w:t xml:space="preserve">私信会话 · 1 条消息 · 2026-10-03T13:18:08.106Z</w:t>
       </w:r>
     </w:p>
     <w:p>
@@ -28,7 +28,7 @@
         <w:pStyle w:val="Heading2"/>
       </w:pPr>
       <w:r>
-        <w:t xml:space="preserve">2026-10-02 11:40:40 · 用户 u_local…</w:t>
+        <w:t xml:space="preserve">2026-10-03 21:18:08 · 用户 u_local…</w:t>
       </w:r>
     </w:p>
     <w:p>

--- a/tests/artifacts/docx-word-evidence/长表格60行.docx
+++ b/tests/artifacts/docx-word-evidence/长表格60行.docx
@@ -20,7 +20,7 @@
         <w:rPr>
           <w:color w:val="68708A"/>
         </w:rPr>
-        <w:t xml:space="preserve">私信会话 · 1 条消息 · 2026-10-03T13:18:08.106Z</w:t>
+        <w:t xml:space="preserve">私信会话 · 1 条消息 · 2026-10-03T15:02:16.335Z</w:t>
       </w:r>
     </w:p>
     <w:p>
@@ -28,7 +28,7 @@
         <w:pStyle w:val="Heading2"/>
       </w:pPr>
       <w:r>
-        <w:t xml:space="preserve">2026-10-03 21:18:08 · 用户 u_local…</w:t>
+        <w:t xml:space="preserve">2026-10-03 23:02:16 · 用户 u_local…</w:t>
       </w:r>
     </w:p>
     <w:p>

--- a/tests/artifacts/docx-word-evidence/长表格60行.docx
+++ b/tests/artifacts/docx-word-evidence/长表格60行.docx
@@ -20,7 +20,7 @@
         <w:rPr>
           <w:color w:val="68708A"/>
         </w:rPr>
-        <w:t xml:space="preserve">私信会话 · 1 条消息 · 2026-10-03T15:02:16.335Z</w:t>
+        <w:t xml:space="preserve">私信会话 · 1 条消息 · 2026-10-04T01:30:21.930Z</w:t>
       </w:r>
     </w:p>
     <w:p>
@@ -28,7 +28,7 @@
         <w:pStyle w:val="Heading2"/>
       </w:pPr>
       <w:r>
-        <w:t xml:space="preserve">2026-10-03 23:02:16 · 用户 u_local…</w:t>
+        <w:t xml:space="preserve">2026-10-04 09:30:21 · 用户 u_local…</w:t>
       </w:r>
     </w:p>
     <w:p>

--- a/tests/artifacts/docx-word-evidence/长表格60行.docx
+++ b/tests/artifacts/docx-word-evidence/长表格60行.docx
@@ -20,7 +20,7 @@
         <w:rPr>
           <w:color w:val="68708A"/>
         </w:rPr>
-        <w:t xml:space="preserve">私信会话 · 1 条消息 · 2026-10-04T01:30:21.930Z</w:t>
+        <w:t xml:space="preserve">私信会话 · 1 条消息 · 2026-10-04T04:18:46.194Z</w:t>
       </w:r>
     </w:p>
     <w:p>
@@ -28,7 +28,7 @@
         <w:pStyle w:val="Heading2"/>
       </w:pPr>
       <w:r>
-        <w:t xml:space="preserve">2026-10-04 09:30:21 · 用户 u_local…</w:t>
+        <w:t xml:space="preserve">2026-10-04 12:18:46 · 用户 u_local…</w:t>
       </w:r>
     </w:p>
     <w:p>

--- a/tests/artifacts/docx-word-evidence/长表格60行.docx
+++ b/tests/artifacts/docx-word-evidence/长表格60行.docx
@@ -20,7 +20,7 @@
         <w:rPr>
           <w:color w:val="68708A"/>
         </w:rPr>
-        <w:t xml:space="preserve">私信会话 · 1 条消息 · 2026-10-04T04:18:46.194Z</w:t>
+        <w:t xml:space="preserve">私信会话 · 1 条消息 · 2026-10-04T06:49:20.822Z</w:t>
       </w:r>
     </w:p>
     <w:p>
@@ -28,7 +28,7 @@
         <w:pStyle w:val="Heading2"/>
       </w:pPr>
       <w:r>
-        <w:t xml:space="preserve">2026-10-04 12:18:46 · 用户 u_local…</w:t>
+        <w:t xml:space="preserve">2026-10-04 14:49:20 · 用户 u_local…</w:t>
       </w:r>
     </w:p>
     <w:p>

--- a/tests/artifacts/docx-word-evidence/长表格60行.docx
+++ b/tests/artifacts/docx-word-evidence/长表格60行.docx
@@ -20,7 +20,7 @@
         <w:rPr>
           <w:color w:val="68708A"/>
         </w:rPr>
-        <w:t xml:space="preserve">私信会话 · 1 条消息 · 2026-10-04T06:49:20.822Z</w:t>
+        <w:t xml:space="preserve">私信会话 · 1 条消息 · 2026-10-04T07:57:16.955Z</w:t>
       </w:r>
     </w:p>
     <w:p>
@@ -28,7 +28,7 @@
         <w:pStyle w:val="Heading2"/>
       </w:pPr>
       <w:r>
-        <w:t xml:space="preserve">2026-10-04 14:49:20 · 用户 u_local…</w:t>
+        <w:t xml:space="preserve">2026-10-04 15:57:16 · 用户 u_local…</w:t>
       </w:r>
     </w:p>
     <w:p>

--- a/tests/artifacts/docx-word-evidence/长表格60行.docx
+++ b/tests/artifacts/docx-word-evidence/长表格60行.docx
@@ -20,7 +20,7 @@
         <w:rPr>
           <w:color w:val="68708A"/>
         </w:rPr>
-        <w:t xml:space="preserve">私信会话 · 1 条消息 · 2026-10-04T07:57:16.955Z</w:t>
+        <w:t xml:space="preserve">私信会话 · 1 条消息 · 2026-10-04T08:22:41.378Z</w:t>
       </w:r>
     </w:p>
     <w:p>
@@ -28,7 +28,7 @@
         <w:pStyle w:val="Heading2"/>
       </w:pPr>
       <w:r>
-        <w:t xml:space="preserve">2026-10-04 15:57:16 · 用户 u_local…</w:t>
+        <w:t xml:space="preserve">2026-10-04 16:22:41 · 用户 u_local…</w:t>
       </w:r>
     </w:p>
     <w:p>

--- a/tests/artifacts/docx-word-evidence/长表格60行.docx
+++ b/tests/artifacts/docx-word-evidence/长表格60行.docx
@@ -20,7 +20,7 @@
         <w:rPr>
           <w:color w:val="68708A"/>
         </w:rPr>
-        <w:t xml:space="preserve">私信会话 · 1 条消息 · 2026-10-04T08:22:41.378Z</w:t>
+        <w:t xml:space="preserve">私信会话 · 1 条消息 · 2026-10-04T09:09:44.494Z</w:t>
       </w:r>
     </w:p>
     <w:p>
@@ -28,7 +28,7 @@
         <w:pStyle w:val="Heading2"/>
       </w:pPr>
       <w:r>
-        <w:t xml:space="preserve">2026-10-04 16:22:41 · 用户 u_local…</w:t>
+        <w:t xml:space="preserve">2026-10-04 17:09:44 · 用户 u_local…</w:t>
       </w:r>
     </w:p>
     <w:p>

--- a/tests/artifacts/docx-word-evidence/长表格60行.docx
+++ b/tests/artifacts/docx-word-evidence/长表格60行.docx
@@ -20,7 +20,7 @@
         <w:rPr>
           <w:color w:val="68708A"/>
         </w:rPr>
-        <w:t xml:space="preserve">私信会话 · 1 条消息 · 2026-10-04T09:09:44.494Z</w:t>
+        <w:t xml:space="preserve">私信会话 · 1 条消息 · 2026-10-04T10:55:03.599Z</w:t>
       </w:r>
     </w:p>
     <w:p>
@@ -28,7 +28,7 @@
         <w:pStyle w:val="Heading2"/>
       </w:pPr>
       <w:r>
-        <w:t xml:space="preserve">2026-10-04 17:09:44 · 用户 u_local…</w:t>
+        <w:t xml:space="preserve">2026-10-04 18:55:03 · 用户 u_local…</w:t>
       </w:r>
     </w:p>
     <w:p>

--- a/tests/artifacts/docx-word-evidence/长表格60行.docx
+++ b/tests/artifacts/docx-word-evidence/长表格60行.docx
@@ -20,7 +20,7 @@
         <w:rPr>
           <w:color w:val="68708A"/>
         </w:rPr>
-        <w:t xml:space="preserve">私信会话 · 1 条消息 · 2026-10-04T10:55:03.599Z</w:t>
+        <w:t xml:space="preserve">私信会话 · 1 条消息 · 2026-10-04T13:03:23.341Z</w:t>
       </w:r>
     </w:p>
     <w:p>
@@ -28,7 +28,7 @@
         <w:pStyle w:val="Heading2"/>
       </w:pPr>
       <w:r>
-        <w:t xml:space="preserve">2026-10-04 18:55:03 · 用户 u_local…</w:t>
+        <w:t xml:space="preserve">2026-10-04 21:03:23 · 用户 u_local…</w:t>
       </w:r>
     </w:p>
     <w:p>

--- a/tests/artifacts/docx-word-evidence/长表格60行.docx
+++ b/tests/artifacts/docx-word-evidence/长表格60行.docx
@@ -20,7 +20,7 @@
         <w:rPr>
           <w:color w:val="68708A"/>
         </w:rPr>
-        <w:t xml:space="preserve">私信会话 · 1 条消息 · 2026-10-04T13:03:23.341Z</w:t>
+        <w:t xml:space="preserve">私信会话 · 1 条消息 · 2026-10-04T14:47:43.014Z</w:t>
       </w:r>
     </w:p>
     <w:p>
@@ -28,7 +28,7 @@
         <w:pStyle w:val="Heading2"/>
       </w:pPr>
       <w:r>
-        <w:t xml:space="preserve">2026-10-04 21:03:23 · 用户 u_local…</w:t>
+        <w:t xml:space="preserve">2026-10-04 22:47:43 · 用户 u_local…</w:t>
       </w:r>
     </w:p>
     <w:p>

--- a/tests/artifacts/docx-word-evidence/长表格60行.docx
+++ b/tests/artifacts/docx-word-evidence/长表格60行.docx
@@ -20,7 +20,7 @@
         <w:rPr>
           <w:color w:val="68708A"/>
         </w:rPr>
-        <w:t xml:space="preserve">私信会话 · 1 条消息 · 2026-10-04T14:47:43.014Z</w:t>
+        <w:t xml:space="preserve">私信会话 · 1 条消息 · 2026-10-05T11:48:09.342Z</w:t>
       </w:r>
     </w:p>
     <w:p>
@@ -28,7 +28,7 @@
         <w:pStyle w:val="Heading2"/>
       </w:pPr>
       <w:r>
-        <w:t xml:space="preserve">2026-10-04 22:47:43 · 用户 u_local…</w:t>
+        <w:t xml:space="preserve">2026-10-05 19:48:09 · 用户 u_local…</w:t>
       </w:r>
     </w:p>
     <w:p>

--- a/tests/artifacts/docx-word-evidence/长表格60行.docx
+++ b/tests/artifacts/docx-word-evidence/长表格60行.docx
@@ -20,7 +20,7 @@
         <w:rPr>
           <w:color w:val="68708A"/>
         </w:rPr>
-        <w:t xml:space="preserve">私信会话 · 1 条消息 · 2026-10-05T11:48:09.342Z</w:t>
+        <w:t xml:space="preserve">私信会话 · 1 条消息 · 2026-10-06T09:32:41.085Z</w:t>
       </w:r>
     </w:p>
     <w:p>
@@ -28,7 +28,7 @@
         <w:pStyle w:val="Heading2"/>
       </w:pPr>
       <w:r>
-        <w:t xml:space="preserve">2026-10-05 19:48:09 · 用户 u_local…</w:t>
+        <w:t xml:space="preserve">2026-10-06 17:32:41 · 用户 u_local…</w:t>
       </w:r>
     </w:p>
     <w:p>

--- a/tests/artifacts/docx-word-evidence/长表格60行.docx
+++ b/tests/artifacts/docx-word-evidence/长表格60行.docx
@@ -20,7 +20,7 @@
         <w:rPr>
           <w:color w:val="68708A"/>
         </w:rPr>
-        <w:t xml:space="preserve">私信会话 · 1 条消息 · 2026-10-06T09:32:41.085Z</w:t>
+        <w:t xml:space="preserve">私信会话 · 1 条消息 · 2026-10-06T10:20:36.825Z</w:t>
       </w:r>
     </w:p>
     <w:p>
@@ -28,7 +28,7 @@
         <w:pStyle w:val="Heading2"/>
       </w:pPr>
       <w:r>
-        <w:t xml:space="preserve">2026-10-06 17:32:41 · 用户 u_local…</w:t>
+        <w:t xml:space="preserve">2026-10-06 18:20:36 · 用户 u_local…</w:t>
       </w:r>
     </w:p>
     <w:p>

--- a/tests/artifacts/docx-word-evidence/长表格60行.docx
+++ b/tests/artifacts/docx-word-evidence/长表格60行.docx
@@ -20,7 +20,7 @@
         <w:rPr>
           <w:color w:val="68708A"/>
         </w:rPr>
-        <w:t xml:space="preserve">私信会话 · 1 条消息 · 2026-10-06T10:20:36.825Z</w:t>
+        <w:t xml:space="preserve">私信会话 · 1 条消息 · 2026-10-06T12:08:22.543Z</w:t>
       </w:r>
     </w:p>
     <w:p>
@@ -28,7 +28,7 @@
         <w:pStyle w:val="Heading2"/>
       </w:pPr>
       <w:r>
-        <w:t xml:space="preserve">2026-10-06 18:20:36 · 用户 u_local…</w:t>
+        <w:t xml:space="preserve">2026-10-06 20:08:22 · 用户 u_local…</w:t>
       </w:r>
     </w:p>
     <w:p>

--- a/tests/artifacts/docx-word-evidence/长表格60行.docx
+++ b/tests/artifacts/docx-word-evidence/长表格60行.docx
@@ -20,7 +20,7 @@
         <w:rPr>
           <w:color w:val="68708A"/>
         </w:rPr>
-        <w:t xml:space="preserve">私信会话 · 1 条消息 · 2026-10-06T12:08:22.543Z</w:t>
+        <w:t xml:space="preserve">私信会话 · 1 条消息 · 2026-10-06T15:47:59.799Z</w:t>
       </w:r>
     </w:p>
     <w:p>
@@ -28,7 +28,7 @@
         <w:pStyle w:val="Heading2"/>
       </w:pPr>
       <w:r>
-        <w:t xml:space="preserve">2026-10-06 20:08:22 · 用户 u_local…</w:t>
+        <w:t xml:space="preserve">2026-10-06 23:47:59 · 用户 u_local…</w:t>
       </w:r>
     </w:p>
     <w:p>

--- a/tests/artifacts/docx-word-evidence/长表格60行.docx
+++ b/tests/artifacts/docx-word-evidence/长表格60行.docx
@@ -20,7 +20,7 @@
         <w:rPr>
           <w:color w:val="68708A"/>
         </w:rPr>
-        <w:t xml:space="preserve">私信会话 · 1 条消息 · 2026-10-06T15:47:59.799Z</w:t>
+        <w:t xml:space="preserve">私信会话 · 1 条消息 · 2026-10-06T15:52:59.597Z</w:t>
       </w:r>
     </w:p>
     <w:p>
@@ -28,7 +28,7 @@
         <w:pStyle w:val="Heading2"/>
       </w:pPr>
       <w:r>
-        <w:t xml:space="preserve">2026-10-06 23:47:59 · 用户 u_local…</w:t>
+        <w:t xml:space="preserve">2026-10-06 23:52:59 · 用户 u_local…</w:t>
       </w:r>
     </w:p>
     <w:p>

--- a/tests/artifacts/docx-word-evidence/长表格60行.docx
+++ b/tests/artifacts/docx-word-evidence/长表格60行.docx
@@ -20,7 +20,7 @@
         <w:rPr>
           <w:color w:val="68708A"/>
         </w:rPr>
-        <w:t xml:space="preserve">私信会话 · 1 条消息 · 2026-10-06T15:52:59.597Z</w:t>
+        <w:t xml:space="preserve">私信会话 · 1 条消息 · 2026-10-07T15:29:29.639Z</w:t>
       </w:r>
     </w:p>
     <w:p>
@@ -28,7 +28,7 @@
         <w:pStyle w:val="Heading2"/>
       </w:pPr>
       <w:r>
-        <w:t xml:space="preserve">2026-10-06 23:52:59 · 用户 u_local…</w:t>
+        <w:t xml:space="preserve">2026-10-07 23:29:29 · 用户 u_local…</w:t>
       </w:r>
     </w:p>
     <w:p>
